--- a/zht/docx/049.content.docx
+++ b/zht/docx/049.content.docx
@@ -371,19 +371,7 @@
         <w:rPr>
           <w:lang w:val="zh_TW" w:bidi="zh_TW"/>
         </w:rPr>
-        <w:t>（另見：</w:t>
-      </w:r>
-      <w:r>
-        <w:rPr>
-          <w:lang w:val="zh_TW" w:bidi="zh_TW"/>
-        </w:rPr>
-        <w:t>違背</w:t>
-      </w:r>
-      <w:r>
-        <w:rPr>
-          <w:lang w:val="zh_TW" w:bidi="zh_TW"/>
-        </w:rPr>
-        <w:t>，</w:t>
+        <w:t>（另見：違背，</w:t>
       </w:r>
       <w:r>
         <w:rPr>
@@ -395,19 +383,7 @@
         <w:rPr>
           <w:lang w:val="zh_TW" w:bidi="zh_TW"/>
         </w:rPr>
-        <w:t>，</w:t>
-      </w:r>
-      <w:r>
-        <w:rPr>
-          <w:lang w:val="zh_TW" w:bidi="zh_TW"/>
-        </w:rPr>
-        <w:t>硬著頸項</w:t>
-      </w:r>
-      <w:r>
-        <w:rPr>
-          <w:lang w:val="zh_TW" w:bidi="zh_TW"/>
-        </w:rPr>
-        <w:t>）</w:t>
+        <w:t>，硬著頸項）</w:t>
       </w:r>
       <w:r>
         <w:rPr>
